--- a/career/cv_research_ml.docx
+++ b/career/cv_research_ml.docx
@@ -2,7 +2,7 @@
 <file path=word/document.xml><?xml version="1.0" encoding="utf-8"?>
 <w:document xmlns:w="http://schemas.openxmlformats.org/wordprocessingml/2006/main" xmlns:m="http://schemas.openxmlformats.org/officeDocument/2006/math" xmlns:r="http://schemas.openxmlformats.org/officeDocument/2006/relationships" xmlns:o="urn:schemas-microsoft-com:office:office" xmlns:v="urn:schemas-microsoft-com:vml" xmlns:w10="urn:schemas-microsoft-com:office:word" xmlns:a="http://schemas.openxmlformats.org/drawingml/2006/main" xmlns:pic="http://schemas.openxmlformats.org/drawingml/2006/picture" xmlns:wp="http://schemas.openxmlformats.org/drawingml/2006/wordprocessingDrawing">
   <w:body>
-    <w:bookmarkStart w:id="27" w:name="piush-kole"/>
+    <w:bookmarkStart w:id="28" w:name="piush-kole"/>
     <w:p>
       <w:pPr>
         <w:pStyle w:val="Heading1"/>
@@ -366,7 +366,7 @@
         <w:pStyle w:val="Compact"/>
       </w:pPr>
       <w:r>
-        <w:t xml:space="preserve">Implemented and validated a PyTorch → fixed-point (</w:t>
+        <w:t xml:space="preserve">Implemented a PyTorch → fixed-point (</w:t>
       </w:r>
       <w:r>
         <w:rPr>
@@ -375,13 +375,31 @@
         <w:t xml:space="preserve">hls4ml</w:t>
       </w:r>
       <w:r>
-        <w:t xml:space="preserve">) C-simulation conversion path, and trained</w:t>
-      </w:r>
-      <w:r>
-        <w:t xml:space="preserve"> </w:t>
-      </w:r>
-      <w:r>
-        <w:t xml:space="preserve">a machine-learning surrogate for FPGA resource estimation on the public</w:t>
+        <w:t xml:space="preserve">) C-simulation conversion path and validated it against</w:t>
+      </w:r>
+      <w:r>
+        <w:t xml:space="preserve"> </w:t>
+      </w:r>
+      <w:r>
+        <w:t xml:space="preserve">the full-precision model: strong agreement at sufficient bit-width (≥97% class agreement, W≥14), and</w:t>
+      </w:r>
+      <w:r>
+        <w:t xml:space="preserve"> </w:t>
+      </w:r>
+      <w:r>
+        <w:t xml:space="preserve">a real accuracy collapse found at narrow width under default arithmetic — substantially mitigated by</w:t>
+      </w:r>
+      <w:r>
+        <w:t xml:space="preserve"> </w:t>
+      </w:r>
+      <w:r>
+        <w:t xml:space="preserve">rounding and saturation, reported as found rather than smoothed over. Trained a machine-learning</w:t>
+      </w:r>
+      <w:r>
+        <w:t xml:space="preserve"> </w:t>
+      </w:r>
+      <w:r>
+        <w:t xml:space="preserve">surrogate for FPGA resource estimation on the public</w:t>
       </w:r>
       <w:r>
         <w:t xml:space="preserve"> </w:t>
@@ -396,19 +414,19 @@
         <w:t xml:space="preserve"> </w:t>
       </w:r>
       <w:r>
-        <w:t xml:space="preserve">dataset —</w:t>
-      </w:r>
-      <w:r>
-        <w:t xml:space="preserve"> </w:t>
-      </w:r>
-      <w:r>
-        <w:t xml:space="preserve">explicitly labelling every number by evidence tier (measured / simulated / estimated / not available)</w:t>
-      </w:r>
-      <w:r>
-        <w:t xml:space="preserve"> </w:t>
-      </w:r>
-      <w:r>
-        <w:t xml:space="preserve">so simulated and measured results are never conflated.</w:t>
+        <w:t xml:space="preserve">dataset — explicitly labelling every</w:t>
+      </w:r>
+      <w:r>
+        <w:t xml:space="preserve"> </w:t>
+      </w:r>
+      <w:r>
+        <w:t xml:space="preserve">number by evidence tier (measured / simulated / estimated / not available) so simulated and measured</w:t>
+      </w:r>
+      <w:r>
+        <w:t xml:space="preserve"> </w:t>
+      </w:r>
+      <w:r>
+        <w:t xml:space="preserve">results are never conflated.</w:t>
       </w:r>
     </w:p>
     <w:p>
@@ -505,102 +523,31 @@
       </w:r>
     </w:p>
     <w:bookmarkEnd w:id="22"/>
-    <w:bookmarkStart w:id="23" w:name="education"/>
+    <w:bookmarkStart w:id="23" w:name="X16df9daa0a15575c169f80895d5a557ae670ca8"/>
     <w:p>
       <w:pPr>
         <w:pStyle w:val="Heading2"/>
       </w:pPr>
       <w:r>
-        <w:t xml:space="preserve">Education</w:t>
+        <w:t xml:space="preserve">Second research project — Synthetic Silence</w:t>
       </w:r>
     </w:p>
     <w:p>
       <w:pPr>
         <w:pStyle w:val="FirstParagraph"/>
       </w:pPr>
-      <w:r>
-        <w:rPr>
-          <w:bCs/>
-          <w:b/>
-        </w:rPr>
-        <w:t xml:space="preserve">M.Sc. Data Science (Computer Science)</w:t>
-      </w:r>
-      <w:r>
-        <w:t xml:space="preserve"> </w:t>
-      </w:r>
-      <w:r>
-        <w:t xml:space="preserve">— CHRIST (Deemed to be University), Bengaluru ·</w:t>
-      </w:r>
-      <w:r>
-        <w:t xml:space="preserve"> </w:t>
-      </w:r>
       <w:r>
         <w:rPr>
           <w:iCs/>
           <w:i/>
         </w:rPr>
-        <w:t xml:space="preserve">Jul 2025 – May 2027 (in progress)</w:t>
-      </w:r>
-    </w:p>
-    <w:p>
-      <w:pPr>
-        <w:pStyle w:val="BodyText"/>
-      </w:pPr>
-      <w:r>
-        <w:rPr>
-          <w:bCs/>
-          <w:b/>
-        </w:rPr>
-        <w:t xml:space="preserve">B.Sc. (Hons.) Data Science</w:t>
-      </w:r>
-      <w:r>
-        <w:t xml:space="preserve"> </w:t>
-      </w:r>
-      <w:r>
-        <w:t xml:space="preserve">— Techno India University, Kolkata ·</w:t>
-      </w:r>
-      <w:r>
-        <w:t xml:space="preserve"> </w:t>
+        <w:t xml:space="preserve">Independent research prototype, in progress — mapping information voids &amp; epistemic risk in</w:t>
       </w:r>
       <w:r>
         <w:rPr>
           <w:iCs/>
           <w:i/>
         </w:rPr>
-        <w:t xml:space="preserve">May 2022 – Apr 2025</w:t>
-      </w:r>
-      <w:r>
-        <w:t xml:space="preserve"> </w:t>
-      </w:r>
-      <w:r>
-        <w:t xml:space="preserve">· 69.67%</w:t>
-      </w:r>
-    </w:p>
-    <w:bookmarkEnd w:id="23"/>
-    <w:bookmarkStart w:id="24" w:name="experience"/>
-    <w:p>
-      <w:pPr>
-        <w:pStyle w:val="Heading2"/>
-      </w:pPr>
-      <w:r>
-        <w:t xml:space="preserve">Experience</w:t>
-      </w:r>
-    </w:p>
-    <w:p>
-      <w:pPr>
-        <w:pStyle w:val="FirstParagraph"/>
-      </w:pPr>
-      <w:r>
-        <w:rPr>
-          <w:bCs/>
-          <w:b/>
-        </w:rPr>
-        <w:t xml:space="preserve">Data Executive Intern — Cybertoss Pvt. Ltd.</w:t>
-      </w:r>
-      <w:r>
-        <w:t xml:space="preserve">, Kolkata (onsite) ·</w:t>
-      </w:r>
-      <w:r>
         <w:t xml:space="preserve"> </w:t>
       </w:r>
       <w:r>
@@ -608,7 +555,7 @@
           <w:iCs/>
           <w:i/>
         </w:rPr>
-        <w:t xml:space="preserve">Jun 2024 – May 2025</w:t>
+        <w:t xml:space="preserve">generative-AI responses</w:t>
       </w:r>
     </w:p>
     <w:p>
@@ -620,13 +567,25 @@
         <w:pStyle w:val="Compact"/>
       </w:pPr>
       <w:r>
-        <w:t xml:space="preserve">Owned the end-to-end data lifecycle (collection, cleaning, validation, reporting) for large-scale</w:t>
-      </w:r>
-      <w:r>
-        <w:t xml:space="preserve"> </w:t>
-      </w:r>
-      <w:r>
-        <w:t xml:space="preserve">datasets feeding downstream analytics and model-ready pipelines.</w:t>
+        <w:t xml:space="preserve">Built a pipeline estimating epistemic risk in LLM responses: extracting atomic claims, retrieving</w:t>
+      </w:r>
+      <w:r>
+        <w:t xml:space="preserve"> </w:t>
+      </w:r>
+      <w:r>
+        <w:t xml:space="preserve">supporting literature live (OpenAlex), and combining evidence-density, sparse-autoencoder</w:t>
+      </w:r>
+      <w:r>
+        <w:t xml:space="preserve"> </w:t>
+      </w:r>
+      <w:r>
+        <w:t xml:space="preserve">reconstruction error, and linguistic specificity/uncertainty signals into a continuous,</w:t>
+      </w:r>
+      <w:r>
+        <w:t xml:space="preserve"> </w:t>
+      </w:r>
+      <w:r>
+        <w:t xml:space="preserve">explainable risk score — explicitly documented as a heuristic, not a calibrated truth classifier.</w:t>
       </w:r>
     </w:p>
     <w:p>
@@ -638,13 +597,47 @@
         <w:pStyle w:val="Compact"/>
       </w:pPr>
       <w:r>
-        <w:t xml:space="preserve">Automated data-processing workflows in Python, reducing manual effort and improving delivery speed</w:t>
-      </w:r>
-      <w:r>
-        <w:t xml:space="preserve"> </w:t>
-      </w:r>
-      <w:r>
-        <w:t xml:space="preserve">for cross-functional analytical projects.</w:t>
+        <w:t xml:space="preserve">Iterated through three architecture versions after live multi-LLM validation surfaced real bugs</w:t>
+      </w:r>
+      <w:r>
+        <w:t xml:space="preserve"> </w:t>
+      </w:r>
+      <w:r>
+        <w:t xml:space="preserve">(false positives on true claims, a false negative on a fabricated one); each failure documented</w:t>
+      </w:r>
+      <w:r>
+        <w:t xml:space="preserve"> </w:t>
+      </w:r>
+      <w:r>
+        <w:t xml:space="preserve">and fixed rather than hidden, with before/after evidence in the repository’s own validation report.</w:t>
+      </w:r>
+    </w:p>
+    <w:p>
+      <w:pPr>
+        <w:numPr>
+          <w:ilvl w:val="0"/>
+          <w:numId w:val="1003"/>
+        </w:numPr>
+        <w:pStyle w:val="Compact"/>
+      </w:pPr>
+      <w:r>
+        <w:t xml:space="preserve">100/100 backend tests and 15/15 extension tests passing; CI covers the test suite, an extension</w:t>
+      </w:r>
+      <w:r>
+        <w:t xml:space="preserve"> </w:t>
+      </w:r>
+      <w:r>
+        <w:t xml:space="preserve">syntax check, and a Docker build check.</w:t>
+      </w:r>
+    </w:p>
+    <w:bookmarkEnd w:id="23"/>
+    <w:bookmarkStart w:id="24" w:name="education"/>
+    <w:p>
+      <w:pPr>
+        <w:pStyle w:val="Heading2"/>
+      </w:pPr>
+      <w:r>
+        <w:t xml:space="preserve">Education</w:t>
       </w:r>
     </w:p>
     <w:p>
@@ -656,10 +649,13 @@
           <w:bCs/>
           <w:b/>
         </w:rPr>
-        <w:t xml:space="preserve">Data Science Summer Intern — RemarkSkill (KSHITIJ, IIT Kharagpur)</w:t>
-      </w:r>
-      <w:r>
-        <w:t xml:space="preserve">, remote ·</w:t>
+        <w:t xml:space="preserve">M.Sc. Data Science (Computer Science)</w:t>
+      </w:r>
+      <w:r>
+        <w:t xml:space="preserve"> </w:t>
+      </w:r>
+      <w:r>
+        <w:t xml:space="preserve">— CHRIST (Deemed to be University), Bengaluru ·</w:t>
       </w:r>
       <w:r>
         <w:t xml:space="preserve"> </w:t>
@@ -669,7 +665,76 @@
           <w:iCs/>
           <w:i/>
         </w:rPr>
-        <w:t xml:space="preserve">Jun 2024</w:t>
+        <w:t xml:space="preserve">Jul 2025 – May 2027 (in progress)</w:t>
+      </w:r>
+    </w:p>
+    <w:p>
+      <w:pPr>
+        <w:pStyle w:val="BodyText"/>
+      </w:pPr>
+      <w:r>
+        <w:rPr>
+          <w:bCs/>
+          <w:b/>
+        </w:rPr>
+        <w:t xml:space="preserve">B.Sc. (Hons.) Data Science</w:t>
+      </w:r>
+      <w:r>
+        <w:t xml:space="preserve"> </w:t>
+      </w:r>
+      <w:r>
+        <w:t xml:space="preserve">— Techno India University, Kolkata ·</w:t>
+      </w:r>
+      <w:r>
+        <w:t xml:space="preserve"> </w:t>
+      </w:r>
+      <w:r>
+        <w:rPr>
+          <w:iCs/>
+          <w:i/>
+        </w:rPr>
+        <w:t xml:space="preserve">May 2022 – Apr 2025</w:t>
+      </w:r>
+      <w:r>
+        <w:t xml:space="preserve"> </w:t>
+      </w:r>
+      <w:r>
+        <w:t xml:space="preserve">· 69.67%</w:t>
+      </w:r>
+    </w:p>
+    <w:bookmarkEnd w:id="24"/>
+    <w:bookmarkStart w:id="25" w:name="experience"/>
+    <w:p>
+      <w:pPr>
+        <w:pStyle w:val="Heading2"/>
+      </w:pPr>
+      <w:r>
+        <w:t xml:space="preserve">Experience</w:t>
+      </w:r>
+    </w:p>
+    <w:p>
+      <w:pPr>
+        <w:pStyle w:val="FirstParagraph"/>
+      </w:pPr>
+      <w:r>
+        <w:rPr>
+          <w:bCs/>
+          <w:b/>
+        </w:rPr>
+        <w:t xml:space="preserve">Data Executive Intern — Cybertoss Pvt. Ltd.</w:t>
+      </w:r>
+      <w:r>
+        <w:t xml:space="preserve">, Kolkata (onsite) ·</w:t>
+      </w:r>
+      <w:r>
+        <w:t xml:space="preserve"> </w:t>
+      </w:r>
+      <w:r>
+        <w:rPr>
+          <w:iCs/>
+          <w:i/>
+        </w:rPr>
+        <w:t xml:space="preserve">Jun 2024 – May 2025</w:t>
       </w:r>
     </w:p>
     <w:p>
@@ -681,6 +746,73 @@
         <w:pStyle w:val="Compact"/>
       </w:pPr>
       <w:r>
+        <w:t xml:space="preserve">Owned the end-to-end data lifecycle (collection, cleaning, validation, reporting) for large-scale</w:t>
+      </w:r>
+      <w:r>
+        <w:t xml:space="preserve"> </w:t>
+      </w:r>
+      <w:r>
+        <w:t xml:space="preserve">datasets feeding downstream analytics and model-ready pipelines.</w:t>
+      </w:r>
+    </w:p>
+    <w:p>
+      <w:pPr>
+        <w:numPr>
+          <w:ilvl w:val="0"/>
+          <w:numId w:val="1004"/>
+        </w:numPr>
+        <w:pStyle w:val="Compact"/>
+      </w:pPr>
+      <w:r>
+        <w:t xml:space="preserve">Automated data-processing workflows in Python, reducing manual effort and improving delivery speed</w:t>
+      </w:r>
+      <w:r>
+        <w:t xml:space="preserve"> </w:t>
+      </w:r>
+      <w:r>
+        <w:t xml:space="preserve">for cross-functional analytical projects.</w:t>
+      </w:r>
+    </w:p>
+    <w:p>
+      <w:pPr>
+        <w:pStyle w:val="FirstParagraph"/>
+      </w:pPr>
+      <w:r>
+        <w:rPr>
+          <w:bCs/>
+          <w:b/>
+        </w:rPr>
+        <w:t xml:space="preserve">Data Science Trainee — RemarkSkill</w:t>
+      </w:r>
+      <w:r>
+        <w:t xml:space="preserve">, via KSHITIJ (IIT Kharagpur’s techno-management festival),</w:t>
+      </w:r>
+      <w:r>
+        <w:t xml:space="preserve"> </w:t>
+      </w:r>
+      <w:r>
+        <w:t xml:space="preserve">remote ·</w:t>
+      </w:r>
+      <w:r>
+        <w:t xml:space="preserve"> </w:t>
+      </w:r>
+      <w:r>
+        <w:rPr>
+          <w:iCs/>
+          <w:i/>
+        </w:rPr>
+        <w:t xml:space="preserve">Jun 2024</w:t>
+      </w:r>
+    </w:p>
+    <w:p>
+      <w:pPr>
+        <w:numPr>
+          <w:ilvl w:val="0"/>
+          <w:numId w:val="1005"/>
+        </w:numPr>
+        <w:pStyle w:val="Compact"/>
+      </w:pPr>
+      <w:r>
         <w:t xml:space="preserve">Built hands-on proficiency in Python (pandas, NumPy, Matplotlib) and Power BI through applied</w:t>
       </w:r>
       <w:r>
@@ -690,8 +822,8 @@
         <w:t xml:space="preserve">dataset projects and data-storytelling deliverables.</w:t>
       </w:r>
     </w:p>
-    <w:bookmarkEnd w:id="24"/>
-    <w:bookmarkStart w:id="25" w:name="certifications"/>
+    <w:bookmarkEnd w:id="25"/>
+    <w:bookmarkStart w:id="26" w:name="certifications"/>
     <w:p>
       <w:pPr>
         <w:pStyle w:val="Heading2"/>
@@ -720,8 +852,8 @@
         <w:t xml:space="preserve">Data Science &amp; Machine Learning: Zero to Hero (Udemy, 2023)</w:t>
       </w:r>
     </w:p>
-    <w:bookmarkEnd w:id="25"/>
-    <w:bookmarkStart w:id="26" w:name="leadership"/>
+    <w:bookmarkEnd w:id="26"/>
+    <w:bookmarkStart w:id="27" w:name="leadership"/>
     <w:p>
       <w:pPr>
         <w:pStyle w:val="Heading2"/>
@@ -817,8 +949,8 @@
         <w:t xml:space="preserve">scientific-computing and ML-research roles.</w:t>
       </w:r>
     </w:p>
-    <w:bookmarkEnd w:id="26"/>
     <w:bookmarkEnd w:id="27"/>
+    <w:bookmarkEnd w:id="28"/>
     <w:sectPr/>
   </w:body>
 </w:document>
@@ -1014,6 +1146,9 @@
     <w:abstractNumId w:val="991"/>
   </w:num>
   <w:num w:numId="1004">
+    <w:abstractNumId w:val="991"/>
+  </w:num>
+  <w:num w:numId="1005">
     <w:abstractNumId w:val="991"/>
   </w:num>
 </w:numbering>
